--- a/Coding 1 - year/Unit 4 - Loops and Iteration/Daily Lesson Plans/Word/Day 94.docx
+++ b/Coding 1 - year/Unit 4 - Loops and Iteration/Daily Lesson Plans/Word/Day 94.docx
@@ -50,12 +50,15 @@
               </w:rPr>
               <w:t xml:space="preserve">Coding I — Full Year</w:t>
             </w:r>
-          </w:p>
-          <w:p>
-            <w:pPr>
-              <w:spacing w:before="40"/>
-              <w:jc w:val="center"/>
-            </w:pPr>
+            <w:r>
+              <w:rPr>
+                <w:rFonts w:ascii="Arial" w:cs="Arial" w:eastAsia="Arial" w:hAnsi="Arial"/>
+                <w:sz w:val="16"/>
+                <w:szCs w:val="16"/>
+              </w:rPr>
+              <w:br/>
+              <w:t xml:space="preserve"/>
+            </w:r>
             <w:r>
               <w:rPr>
                 <w:rFonts w:ascii="Arial" w:cs="Arial" w:eastAsia="Arial" w:hAnsi="Arial"/>
@@ -83,7 +86,7 @@
           <w:rFonts w:ascii="Arial" w:cs="Arial" w:eastAsia="Arial" w:hAnsi="Arial"/>
           <w:b/>
           <w:bCs/>
-          <w:color w:val="1F3864"/>
+          <w:color w:val="2B5797"/>
           <w:sz w:val="32"/>
           <w:szCs w:val="32"/>
         </w:rPr>
@@ -261,9 +264,9 @@
               <w:right w:val="single" w:color="CCCCCC" w:sz="1"/>
             </w:tcBorders>
             <w:tcMar>
-              <w:top w:type="dxa" w:w="60"/>
+              <w:top w:type="dxa" w:w="80"/>
               <w:left w:type="dxa" w:w="120"/>
-              <w:bottom w:type="dxa" w:w="60"/>
+              <w:bottom w:type="dxa" w:w="80"/>
               <w:right w:type="dxa" w:w="120"/>
             </w:tcMar>
           </w:tcPr>
@@ -290,20 +293,147 @@
               <w:right w:val="single" w:color="CCCCCC" w:sz="1"/>
             </w:tcBorders>
             <w:tcMar>
-              <w:top w:type="dxa" w:w="60"/>
+              <w:top w:type="dxa" w:w="80"/>
               <w:left w:type="dxa" w:w="120"/>
-              <w:bottom w:type="dxa" w:w="60"/>
+              <w:bottom w:type="dxa" w:w="80"/>
               <w:right w:type="dxa" w:w="120"/>
             </w:tcMar>
           </w:tcPr>
           <w:p>
-            <w:r>
-              <w:rPr>
-                <w:rFonts w:ascii="Arial" w:cs="Arial" w:eastAsia="Arial" w:hAnsi="Arial"/>
-                <w:sz w:val="20"/>
-                <w:szCs w:val="20"/>
+            <w:pPr>
+              <w:spacing w:after="80" w:before="80"/>
+            </w:pPr>
+            <w:r>
+              <w:rPr>
+                <w:rFonts w:ascii="Arial" w:cs="Arial" w:eastAsia="Arial" w:hAnsi="Arial"/>
+                <w:b/>
+                <w:bCs/>
+                <w:i w:val="false"/>
+                <w:iCs w:val="false"/>
+                <w:color w:val="000000"/>
+                <w:sz w:val="22"/>
+                <w:szCs w:val="22"/>
               </w:rPr>
               <w:t xml:space="preserve">Bell Ringer / Review</w:t>
+            </w:r>
+            <w:r>
+              <w:rPr>
+                <w:rFonts w:ascii="Arial" w:cs="Arial" w:eastAsia="Arial" w:hAnsi="Arial"/>
+                <w:sz w:val="20"/>
+                <w:szCs w:val="20"/>
+              </w:rPr>
+              <w:br/>
+              <w:t xml:space="preserve"/>
+            </w:r>
+            <w:r>
+              <w:rPr>
+                <w:rFonts w:ascii="Arial" w:cs="Arial" w:eastAsia="Arial" w:hAnsi="Arial"/>
+                <w:sz w:val="20"/>
+                <w:szCs w:val="20"/>
+              </w:rPr>
+              <w:br/>
+              <w:t xml:space="preserve"/>
+            </w:r>
+            <w:r>
+              <w:rPr>
+                <w:rFonts w:ascii="Arial" w:cs="Arial" w:eastAsia="Arial" w:hAnsi="Arial"/>
+                <w:b/>
+                <w:bCs/>
+                <w:i w:val="false"/>
+                <w:iCs w:val="false"/>
+                <w:color w:val="000000"/>
+                <w:sz w:val="20"/>
+                <w:szCs w:val="20"/>
+              </w:rPr>
+              <w:t xml:space="preserve">Quick Write </w:t>
+            </w:r>
+            <w:r>
+              <w:rPr>
+                <w:rFonts w:ascii="Arial" w:cs="Arial" w:eastAsia="Arial" w:hAnsi="Arial"/>
+                <w:b w:val="false"/>
+                <w:bCs w:val="false"/>
+                <w:i w:val="false"/>
+                <w:iCs w:val="false"/>
+                <w:color w:val="000000"/>
+                <w:sz w:val="20"/>
+                <w:szCs w:val="20"/>
+              </w:rPr>
+              <w:t xml:space="preserve">(3 min — written or verbal):</w:t>
+            </w:r>
+            <w:r>
+              <w:rPr>
+                <w:rFonts w:ascii="Arial" w:cs="Arial" w:eastAsia="Arial" w:hAnsi="Arial"/>
+                <w:sz w:val="20"/>
+                <w:szCs w:val="20"/>
+              </w:rPr>
+              <w:br/>
+              <w:t xml:space="preserve"/>
+            </w:r>
+            <w:r>
+              <w:rPr>
+                <w:rFonts w:ascii="Arial" w:cs="Arial" w:eastAsia="Arial" w:hAnsi="Arial"/>
+                <w:b w:val="false"/>
+                <w:bCs w:val="false"/>
+                <w:i w:val="false"/>
+                <w:iCs w:val="false"/>
+                <w:color w:val="000000"/>
+                <w:sz w:val="20"/>
+                <w:szCs w:val="20"/>
+              </w:rPr>
+              <w:t xml:space="preserve">    In your own words: Demonstrate mastery of loops, iteration, and related concepts through a comprehensive assessment?</w:t>
+            </w:r>
+            <w:r>
+              <w:rPr>
+                <w:rFonts w:ascii="Arial" w:cs="Arial" w:eastAsia="Arial" w:hAnsi="Arial"/>
+                <w:sz w:val="20"/>
+                <w:szCs w:val="20"/>
+              </w:rPr>
+              <w:br/>
+              <w:t xml:space="preserve"/>
+            </w:r>
+            <w:r>
+              <w:rPr>
+                <w:rFonts w:ascii="Arial" w:cs="Arial" w:eastAsia="Arial" w:hAnsi="Arial"/>
+                <w:sz w:val="20"/>
+                <w:szCs w:val="20"/>
+              </w:rPr>
+              <w:br/>
+              <w:t xml:space="preserve"/>
+            </w:r>
+            <w:r>
+              <w:rPr>
+                <w:rFonts w:ascii="Arial" w:cs="Arial" w:eastAsia="Arial" w:hAnsi="Arial"/>
+                <w:b w:val="false"/>
+                <w:bCs w:val="false"/>
+                <w:i/>
+                <w:iCs/>
+                <w:color w:val="444444"/>
+                <w:sz w:val="20"/>
+                <w:szCs w:val="20"/>
+              </w:rPr>
+              <w:t xml:space="preserve">Today's Goal: By the end of class you will be able to demonstrate mastery of loops, iteration, and related concepts through a comprehensive assessment.</w:t>
+            </w:r>
+            <w:r>
+              <w:rPr>
+                <w:rFonts w:ascii="Arial" w:cs="Arial" w:eastAsia="Arial" w:hAnsi="Arial"/>
+                <w:sz w:val="20"/>
+                <w:szCs w:val="20"/>
+              </w:rPr>
+              <w:br/>
+              <w:t xml:space="preserve"/>
+            </w:r>
+            <w:r>
+              <w:rPr>
+                <w:rFonts w:ascii="Arial" w:cs="Arial" w:eastAsia="Arial" w:hAnsi="Arial"/>
+                <w:b w:val="false"/>
+                <w:bCs w:val="false"/>
+                <w:i/>
+                <w:iCs/>
+                <w:color w:val="555555"/>
+                <w:sz w:val="20"/>
+                <w:szCs w:val="20"/>
+              </w:rPr>
+              <w:t xml:space="preserve">→ Pair-share your response, then 2–3 students share with the class.</w:t>
             </w:r>
           </w:p>
         </w:tc>
@@ -319,9 +449,9 @@
               <w:right w:val="single" w:color="CCCCCC" w:sz="1"/>
             </w:tcBorders>
             <w:tcMar>
-              <w:top w:type="dxa" w:w="60"/>
+              <w:top w:type="dxa" w:w="80"/>
               <w:left w:type="dxa" w:w="120"/>
-              <w:bottom w:type="dxa" w:w="60"/>
+              <w:bottom w:type="dxa" w:w="80"/>
               <w:right w:type="dxa" w:w="120"/>
             </w:tcMar>
           </w:tcPr>
@@ -348,20 +478,164 @@
               <w:right w:val="single" w:color="CCCCCC" w:sz="1"/>
             </w:tcBorders>
             <w:tcMar>
-              <w:top w:type="dxa" w:w="60"/>
+              <w:top w:type="dxa" w:w="80"/>
               <w:left w:type="dxa" w:w="120"/>
-              <w:bottom w:type="dxa" w:w="60"/>
+              <w:bottom w:type="dxa" w:w="80"/>
               <w:right w:type="dxa" w:w="120"/>
             </w:tcMar>
           </w:tcPr>
           <w:p>
-            <w:r>
-              <w:rPr>
-                <w:rFonts w:ascii="Arial" w:cs="Arial" w:eastAsia="Arial" w:hAnsi="Arial"/>
-                <w:sz w:val="20"/>
-                <w:szCs w:val="20"/>
-              </w:rPr>
-              <w:t xml:space="preserve">Mini Lesson: Unit 4 Assessment</w:t>
+            <w:pPr>
+              <w:spacing w:after="80" w:before="80"/>
+            </w:pPr>
+            <w:r>
+              <w:rPr>
+                <w:rFonts w:ascii="Arial" w:cs="Arial" w:eastAsia="Arial" w:hAnsi="Arial"/>
+                <w:b/>
+                <w:bCs/>
+                <w:i w:val="false"/>
+                <w:iCs w:val="false"/>
+                <w:color w:val="000000"/>
+                <w:sz w:val="22"/>
+                <w:szCs w:val="22"/>
+              </w:rPr>
+              <w:t xml:space="preserve">Mini Lesson: </w:t>
+            </w:r>
+            <w:r>
+              <w:rPr>
+                <w:rFonts w:ascii="Arial" w:cs="Arial" w:eastAsia="Arial" w:hAnsi="Arial"/>
+                <w:b w:val="false"/>
+                <w:bCs w:val="false"/>
+                <w:i w:val="false"/>
+                <w:iCs w:val="false"/>
+                <w:color w:val="000000"/>
+                <w:sz w:val="22"/>
+                <w:szCs w:val="22"/>
+              </w:rPr>
+              <w:t xml:space="preserve">Unit 4 Assessment</w:t>
+            </w:r>
+            <w:r>
+              <w:rPr>
+                <w:rFonts w:ascii="Arial" w:cs="Arial" w:eastAsia="Arial" w:hAnsi="Arial"/>
+                <w:sz w:val="20"/>
+                <w:szCs w:val="20"/>
+              </w:rPr>
+              <w:br/>
+              <w:t xml:space="preserve"/>
+            </w:r>
+            <w:r>
+              <w:rPr>
+                <w:rFonts w:ascii="Arial" w:cs="Arial" w:eastAsia="Arial" w:hAnsi="Arial"/>
+                <w:sz w:val="20"/>
+                <w:szCs w:val="20"/>
+              </w:rPr>
+              <w:br/>
+              <w:t xml:space="preserve"/>
+            </w:r>
+            <w:r>
+              <w:rPr>
+                <w:rFonts w:ascii="Arial" w:cs="Arial" w:eastAsia="Arial" w:hAnsi="Arial"/>
+                <w:b/>
+                <w:bCs/>
+                <w:i/>
+                <w:iCs/>
+                <w:color w:val="000000"/>
+                <w:sz w:val="20"/>
+                <w:szCs w:val="20"/>
+              </w:rPr>
+              <w:t xml:space="preserve">Learning Target: </w:t>
+            </w:r>
+            <w:r>
+              <w:rPr>
+                <w:rFonts w:ascii="Arial" w:cs="Arial" w:eastAsia="Arial" w:hAnsi="Arial"/>
+                <w:b w:val="false"/>
+                <w:bCs w:val="false"/>
+                <w:i/>
+                <w:iCs/>
+                <w:color w:val="333333"/>
+                <w:sz w:val="20"/>
+                <w:szCs w:val="20"/>
+              </w:rPr>
+              <w:t xml:space="preserve">I can demonstrate mastery of loops, iteration, and related concepts through a comprehensive assessment.</w:t>
+            </w:r>
+            <w:r>
+              <w:rPr>
+                <w:rFonts w:ascii="Arial" w:cs="Arial" w:eastAsia="Arial" w:hAnsi="Arial"/>
+                <w:sz w:val="20"/>
+                <w:szCs w:val="20"/>
+              </w:rPr>
+              <w:br/>
+              <w:t xml:space="preserve"/>
+            </w:r>
+            <w:r>
+              <w:rPr>
+                <w:rFonts w:ascii="Arial" w:cs="Arial" w:eastAsia="Arial" w:hAnsi="Arial"/>
+                <w:sz w:val="20"/>
+                <w:szCs w:val="20"/>
+              </w:rPr>
+              <w:br/>
+              <w:t xml:space="preserve"/>
+            </w:r>
+            <w:r>
+              <w:rPr>
+                <w:rFonts w:ascii="Arial" w:cs="Arial" w:eastAsia="Arial" w:hAnsi="Arial"/>
+                <w:b/>
+                <w:bCs/>
+                <w:i/>
+                <w:iCs/>
+                <w:color w:val="555555"/>
+                <w:sz w:val="20"/>
+                <w:szCs w:val="20"/>
+              </w:rPr>
+              <w:t xml:space="preserve">→ Live Demo — </w:t>
+            </w:r>
+            <w:r>
+              <w:rPr>
+                <w:rFonts w:ascii="Arial" w:cs="Arial" w:eastAsia="Arial" w:hAnsi="Arial"/>
+                <w:b w:val="false"/>
+                <w:bCs w:val="false"/>
+                <w:i/>
+                <w:iCs/>
+                <w:color w:val="555555"/>
+                <w:sz w:val="20"/>
+                <w:szCs w:val="20"/>
+              </w:rPr>
+              <w:t xml:space="preserve">type examples as students follow along in their own editor.</w:t>
+            </w:r>
+            <w:r>
+              <w:rPr>
+                <w:rFonts w:ascii="Arial" w:cs="Arial" w:eastAsia="Arial" w:hAnsi="Arial"/>
+                <w:sz w:val="20"/>
+                <w:szCs w:val="20"/>
+              </w:rPr>
+              <w:br/>
+              <w:t xml:space="preserve"/>
+            </w:r>
+            <w:r>
+              <w:rPr>
+                <w:rFonts w:ascii="Arial" w:cs="Arial" w:eastAsia="Arial" w:hAnsi="Arial"/>
+                <w:b/>
+                <w:bCs/>
+                <w:i/>
+                <w:iCs/>
+                <w:color w:val="555555"/>
+                <w:sz w:val="20"/>
+                <w:szCs w:val="20"/>
+              </w:rPr>
+              <w:t xml:space="preserve">→ Check for Understanding: </w:t>
+            </w:r>
+            <w:r>
+              <w:rPr>
+                <w:rFonts w:ascii="Arial" w:cs="Arial" w:eastAsia="Arial" w:hAnsi="Arial"/>
+                <w:b w:val="false"/>
+                <w:bCs w:val="false"/>
+                <w:i/>
+                <w:iCs/>
+                <w:color w:val="555555"/>
+                <w:sz w:val="20"/>
+                <w:szCs w:val="20"/>
+              </w:rPr>
+              <w:t xml:space="preserve">pause and cold-call: “Can someone explain what we just did in their own words?”</w:t>
             </w:r>
           </w:p>
         </w:tc>
@@ -377,9 +651,9 @@
               <w:right w:val="single" w:color="CCCCCC" w:sz="1"/>
             </w:tcBorders>
             <w:tcMar>
-              <w:top w:type="dxa" w:w="60"/>
+              <w:top w:type="dxa" w:w="80"/>
               <w:left w:type="dxa" w:w="120"/>
-              <w:bottom w:type="dxa" w:w="60"/>
+              <w:bottom w:type="dxa" w:w="80"/>
               <w:right w:type="dxa" w:w="120"/>
             </w:tcMar>
           </w:tcPr>
@@ -392,7 +666,7 @@
                 <w:sz w:val="20"/>
                 <w:szCs w:val="20"/>
               </w:rPr>
-              <w:t xml:space="preserve">15-20 min</w:t>
+              <w:t xml:space="preserve">15–20 min</w:t>
             </w:r>
           </w:p>
         </w:tc>
@@ -406,20 +680,81 @@
               <w:right w:val="single" w:color="CCCCCC" w:sz="1"/>
             </w:tcBorders>
             <w:tcMar>
-              <w:top w:type="dxa" w:w="60"/>
+              <w:top w:type="dxa" w:w="80"/>
               <w:left w:type="dxa" w:w="120"/>
-              <w:bottom w:type="dxa" w:w="60"/>
+              <w:bottom w:type="dxa" w:w="80"/>
               <w:right w:type="dxa" w:w="120"/>
             </w:tcMar>
           </w:tcPr>
           <w:p>
-            <w:r>
-              <w:rPr>
-                <w:rFonts w:ascii="Arial" w:cs="Arial" w:eastAsia="Arial" w:hAnsi="Arial"/>
-                <w:sz w:val="20"/>
-                <w:szCs w:val="20"/>
+            <w:pPr>
+              <w:spacing w:after="80" w:before="80"/>
+            </w:pPr>
+            <w:r>
+              <w:rPr>
+                <w:rFonts w:ascii="Arial" w:cs="Arial" w:eastAsia="Arial" w:hAnsi="Arial"/>
+                <w:b/>
+                <w:bCs/>
+                <w:i w:val="false"/>
+                <w:iCs w:val="false"/>
+                <w:color w:val="000000"/>
+                <w:sz w:val="22"/>
+                <w:szCs w:val="22"/>
               </w:rPr>
               <w:t xml:space="preserve">Independent Practice / Code Along</w:t>
+            </w:r>
+            <w:r>
+              <w:rPr>
+                <w:rFonts w:ascii="Arial" w:cs="Arial" w:eastAsia="Arial" w:hAnsi="Arial"/>
+                <w:sz w:val="20"/>
+                <w:szCs w:val="20"/>
+              </w:rPr>
+              <w:br/>
+              <w:t xml:space="preserve"/>
+            </w:r>
+            <w:r>
+              <w:rPr>
+                <w:rFonts w:ascii="Arial" w:cs="Arial" w:eastAsia="Arial" w:hAnsi="Arial"/>
+                <w:b w:val="false"/>
+                <w:bCs w:val="false"/>
+                <w:i w:val="false"/>
+                <w:iCs w:val="false"/>
+                <w:color w:val="000000"/>
+                <w:sz w:val="20"/>
+                <w:szCs w:val="20"/>
+              </w:rPr>
+              <w:t xml:space="preserve">    Work through problems from the day's exercise set.</w:t>
+            </w:r>
+            <w:r>
+              <w:rPr>
+                <w:rFonts w:ascii="Arial" w:cs="Arial" w:eastAsia="Arial" w:hAnsi="Arial"/>
+                <w:sz w:val="20"/>
+                <w:szCs w:val="20"/>
+              </w:rPr>
+              <w:br/>
+              <w:t xml:space="preserve"/>
+            </w:r>
+            <w:r>
+              <w:rPr>
+                <w:rFonts w:ascii="Arial" w:cs="Arial" w:eastAsia="Arial" w:hAnsi="Arial"/>
+                <w:sz w:val="20"/>
+                <w:szCs w:val="20"/>
+              </w:rPr>
+              <w:br/>
+              <w:t xml:space="preserve"/>
+            </w:r>
+            <w:r>
+              <w:rPr>
+                <w:rFonts w:ascii="Arial" w:cs="Arial" w:eastAsia="Arial" w:hAnsi="Arial"/>
+                <w:b w:val="false"/>
+                <w:bCs w:val="false"/>
+                <w:i/>
+                <w:iCs/>
+                <w:color w:val="555555"/>
+                <w:sz w:val="20"/>
+                <w:szCs w:val="20"/>
+              </w:rPr>
+              <w:t xml:space="preserve">→ Teacher circulates — offer hints, check for understanding.</w:t>
             </w:r>
           </w:p>
         </w:tc>
@@ -435,9 +770,9 @@
               <w:right w:val="single" w:color="CCCCCC" w:sz="1"/>
             </w:tcBorders>
             <w:tcMar>
-              <w:top w:type="dxa" w:w="60"/>
+              <w:top w:type="dxa" w:w="80"/>
               <w:left w:type="dxa" w:w="120"/>
-              <w:bottom w:type="dxa" w:w="60"/>
+              <w:bottom w:type="dxa" w:w="80"/>
               <w:right w:type="dxa" w:w="120"/>
             </w:tcMar>
           </w:tcPr>
@@ -464,20 +799,90 @@
               <w:right w:val="single" w:color="CCCCCC" w:sz="1"/>
             </w:tcBorders>
             <w:tcMar>
-              <w:top w:type="dxa" w:w="60"/>
+              <w:top w:type="dxa" w:w="80"/>
               <w:left w:type="dxa" w:w="120"/>
-              <w:bottom w:type="dxa" w:w="60"/>
+              <w:bottom w:type="dxa" w:w="80"/>
               <w:right w:type="dxa" w:w="120"/>
             </w:tcMar>
           </w:tcPr>
           <w:p>
-            <w:r>
-              <w:rPr>
-                <w:rFonts w:ascii="Arial" w:cs="Arial" w:eastAsia="Arial" w:hAnsi="Arial"/>
-                <w:sz w:val="20"/>
-                <w:szCs w:val="20"/>
+            <w:pPr>
+              <w:spacing w:after="80" w:before="80"/>
+            </w:pPr>
+            <w:r>
+              <w:rPr>
+                <w:rFonts w:ascii="Arial" w:cs="Arial" w:eastAsia="Arial" w:hAnsi="Arial"/>
+                <w:b/>
+                <w:bCs/>
+                <w:i w:val="false"/>
+                <w:iCs w:val="false"/>
+                <w:color w:val="000000"/>
+                <w:sz w:val="22"/>
+                <w:szCs w:val="22"/>
               </w:rPr>
               <w:t xml:space="preserve">Exit Ticket / Wrap-Up</w:t>
+            </w:r>
+            <w:r>
+              <w:rPr>
+                <w:rFonts w:ascii="Arial" w:cs="Arial" w:eastAsia="Arial" w:hAnsi="Arial"/>
+                <w:sz w:val="20"/>
+                <w:szCs w:val="20"/>
+              </w:rPr>
+              <w:br/>
+              <w:t xml:space="preserve"/>
+            </w:r>
+            <w:r>
+              <w:rPr>
+                <w:rFonts w:ascii="Arial" w:cs="Arial" w:eastAsia="Arial" w:hAnsi="Arial"/>
+                <w:sz w:val="20"/>
+                <w:szCs w:val="20"/>
+              </w:rPr>
+              <w:br/>
+              <w:t xml:space="preserve"/>
+            </w:r>
+            <w:r>
+              <w:rPr>
+                <w:rFonts w:ascii="Arial" w:cs="Arial" w:eastAsia="Arial" w:hAnsi="Arial"/>
+                <w:b w:val="false"/>
+                <w:bCs w:val="false"/>
+                <w:i w:val="false"/>
+                <w:iCs w:val="false"/>
+                <w:color w:val="000000"/>
+                <w:sz w:val="20"/>
+                <w:szCs w:val="20"/>
+              </w:rPr>
+              <w:t xml:space="preserve">Quick Check: Demonstrate mastery of loops, iteration, and related concepts through a comprehensive assessment?</w:t>
+            </w:r>
+            <w:r>
+              <w:rPr>
+                <w:rFonts w:ascii="Arial" w:cs="Arial" w:eastAsia="Arial" w:hAnsi="Arial"/>
+                <w:sz w:val="20"/>
+                <w:szCs w:val="20"/>
+              </w:rPr>
+              <w:br/>
+              <w:t xml:space="preserve"/>
+            </w:r>
+            <w:r>
+              <w:rPr>
+                <w:rFonts w:ascii="Arial" w:cs="Arial" w:eastAsia="Arial" w:hAnsi="Arial"/>
+                <w:sz w:val="20"/>
+                <w:szCs w:val="20"/>
+              </w:rPr>
+              <w:br/>
+              <w:t xml:space="preserve"/>
+            </w:r>
+            <w:r>
+              <w:rPr>
+                <w:rFonts w:ascii="Arial" w:cs="Arial" w:eastAsia="Arial" w:hAnsi="Arial"/>
+                <w:b w:val="false"/>
+                <w:bCs w:val="false"/>
+                <w:i/>
+                <w:iCs/>
+                <w:color w:val="555555"/>
+                <w:sz w:val="20"/>
+                <w:szCs w:val="20"/>
+              </w:rPr>
+              <w:t xml:space="preserve">→ 3–2–1: Name 3 things learned, 2 new vocab words, 1 question you still have.</w:t>
             </w:r>
           </w:p>
         </w:tc>

--- a/Coding 1 - year/Unit 4 - Loops and Iteration/Daily Lesson Plans/Word/Day 94.docx
+++ b/Coding 1 - year/Unit 4 - Loops and Iteration/Daily Lesson Plans/Word/Day 94.docx
@@ -380,7 +380,7 @@
                 <w:sz w:val="20"/>
                 <w:szCs w:val="20"/>
               </w:rPr>
-              <w:t xml:space="preserve">    In your own words: Demonstrate mastery of loops, iteration, and related concepts through a comprehensive assessment?</w:t>
+              <w:t xml:space="preserve">    What do you think are the most important parts of Unit 4 Assessment to demonstrate well? Why?</w:t>
             </w:r>
             <w:r>
               <w:rPr>
@@ -411,7 +411,7 @@
                 <w:sz w:val="20"/>
                 <w:szCs w:val="20"/>
               </w:rPr>
-              <w:t xml:space="preserve">Today's Goal: By the end of class you will be able to demonstrate mastery of loops, iteration, and related concepts through a comprehensive assessment.</w:t>
+              <w:t xml:space="preserve">Today’s Goal: By the end of class you will be able to demonstrate mastery of loops, iteration, and related concepts through a comprehensive assessment.</w:t>
             </w:r>
             <w:r>
               <w:rPr>
@@ -851,7 +851,7 @@
                 <w:sz w:val="20"/>
                 <w:szCs w:val="20"/>
               </w:rPr>
-              <w:t xml:space="preserve">Quick Check: Demonstrate mastery of loops, iteration, and related concepts through a comprehensive assessment?</w:t>
+              <w:t xml:space="preserve">If you had to teach Unit 4 Assessment to a classmate, what's the #1 thing you'd make sure they understand?</w:t>
             </w:r>
             <w:r>
               <w:rPr>

--- a/Coding 1 - year/Unit 4 - Loops and Iteration/Daily Lesson Plans/Word/Day 94.docx
+++ b/Coding 1 - year/Unit 4 - Loops and Iteration/Daily Lesson Plans/Word/Day 94.docx
@@ -403,6 +403,72 @@
             <w:r>
               <w:rPr>
                 <w:rFonts w:ascii="Arial" w:cs="Arial" w:eastAsia="Arial" w:hAnsi="Arial"/>
+                <w:b/>
+                <w:bCs/>
+                <w:i w:val="false"/>
+                <w:iCs w:val="false"/>
+                <w:color w:val="000000"/>
+                <w:sz w:val="20"/>
+                <w:szCs w:val="20"/>
+              </w:rPr>
+              <w:t xml:space="preserve">Vocabulary Preview — </w:t>
+            </w:r>
+            <w:r>
+              <w:rPr>
+                <w:rFonts w:ascii="Arial" w:cs="Arial" w:eastAsia="Arial" w:hAnsi="Arial"/>
+                <w:b w:val="false"/>
+                <w:bCs w:val="false"/>
+                <w:i w:val="false"/>
+                <w:iCs w:val="false"/>
+                <w:color w:val="000000"/>
+                <w:sz w:val="20"/>
+                <w:szCs w:val="20"/>
+              </w:rPr>
+              <w:t xml:space="preserve">terms we'll use today:</w:t>
+            </w:r>
+            <w:r>
+              <w:rPr>
+                <w:rFonts w:ascii="Arial" w:cs="Arial" w:eastAsia="Arial" w:hAnsi="Arial"/>
+                <w:sz w:val="20"/>
+                <w:szCs w:val="20"/>
+              </w:rPr>
+              <w:br/>
+              <w:t xml:space="preserve"/>
+            </w:r>
+            <w:r>
+              <w:rPr>
+                <w:rFonts w:ascii="Arial" w:cs="Arial" w:eastAsia="Arial" w:hAnsi="Arial"/>
+                <w:b w:val="false"/>
+                <w:bCs w:val="false"/>
+                <w:i w:val="false"/>
+                <w:iCs w:val="false"/>
+                <w:color w:val="000000"/>
+                <w:sz w:val="20"/>
+                <w:szCs w:val="20"/>
+              </w:rPr>
+              <w:t xml:space="preserve">    • Format   •   Time   •   Question 1   •   Question 2   •   Question 3   •   Question 4</w:t>
+            </w:r>
+            <w:r>
+              <w:rPr>
+                <w:rFonts w:ascii="Arial" w:cs="Arial" w:eastAsia="Arial" w:hAnsi="Arial"/>
+                <w:sz w:val="20"/>
+                <w:szCs w:val="20"/>
+              </w:rPr>
+              <w:br/>
+              <w:t xml:space="preserve"/>
+            </w:r>
+            <w:r>
+              <w:rPr>
+                <w:rFonts w:ascii="Arial" w:cs="Arial" w:eastAsia="Arial" w:hAnsi="Arial"/>
+                <w:sz w:val="20"/>
+                <w:szCs w:val="20"/>
+              </w:rPr>
+              <w:br/>
+              <w:t xml:space="preserve"/>
+            </w:r>
+            <w:r>
+              <w:rPr>
+                <w:rFonts w:ascii="Arial" w:cs="Arial" w:eastAsia="Arial" w:hAnsi="Arial"/>
                 <w:b w:val="false"/>
                 <w:bCs w:val="false"/>
                 <w:i/>
@@ -579,6 +645,310 @@
             <w:r>
               <w:rPr>
                 <w:rFonts w:ascii="Arial" w:cs="Arial" w:eastAsia="Arial" w:hAnsi="Arial"/>
+                <w:b w:val="false"/>
+                <w:bCs w:val="false"/>
+                <w:i w:val="false"/>
+                <w:iCs w:val="false"/>
+                <w:color w:val="000000"/>
+                <w:sz w:val="20"/>
+                <w:szCs w:val="20"/>
+              </w:rPr>
+              <w:t xml:space="preserve">This assessment covers all topics from Unit 4 (Days 71–93):</w:t>
+            </w:r>
+            <w:r>
+              <w:rPr>
+                <w:rFonts w:ascii="Arial" w:cs="Arial" w:eastAsia="Arial" w:hAnsi="Arial"/>
+                <w:sz w:val="20"/>
+                <w:szCs w:val="20"/>
+              </w:rPr>
+              <w:br/>
+              <w:t xml:space="preserve"/>
+            </w:r>
+            <w:r>
+              <w:rPr>
+                <w:rFonts w:ascii="Arial" w:cs="Arial" w:eastAsia="Arial" w:hAnsi="Arial"/>
+                <w:b w:val="false"/>
+                <w:bCs w:val="false"/>
+                <w:i w:val="false"/>
+                <w:iCs w:val="false"/>
+                <w:color w:val="000000"/>
+                <w:sz w:val="20"/>
+                <w:szCs w:val="20"/>
+              </w:rPr>
+              <w:t xml:space="preserve">Question 1: What is the difference between a while loop and a for loop? When would you use each?</w:t>
+            </w:r>
+            <w:r>
+              <w:rPr>
+                <w:rFonts w:ascii="Arial" w:cs="Arial" w:eastAsia="Arial" w:hAnsi="Arial"/>
+                <w:sz w:val="20"/>
+                <w:szCs w:val="20"/>
+              </w:rPr>
+              <w:br/>
+              <w:t xml:space="preserve"/>
+            </w:r>
+            <w:r>
+              <w:rPr>
+                <w:rFonts w:ascii="Arial" w:cs="Arial" w:eastAsia="Arial" w:hAnsi="Arial"/>
+                <w:sz w:val="20"/>
+                <w:szCs w:val="20"/>
+              </w:rPr>
+              <w:br/>
+              <w:t xml:space="preserve"/>
+            </w:r>
+            <w:r>
+              <w:rPr>
+                <w:rFonts w:ascii="Arial" w:cs="Arial" w:eastAsia="Arial" w:hAnsi="Arial"/>
+                <w:b/>
+                <w:bCs/>
+                <w:i w:val="false"/>
+                <w:iCs w:val="false"/>
+                <w:color w:val="000000"/>
+                <w:sz w:val="20"/>
+                <w:szCs w:val="20"/>
+              </w:rPr>
+              <w:t xml:space="preserve">Key Concepts:</w:t>
+            </w:r>
+            <w:r>
+              <w:rPr>
+                <w:rFonts w:ascii="Arial" w:cs="Arial" w:eastAsia="Arial" w:hAnsi="Arial"/>
+                <w:sz w:val="20"/>
+                <w:szCs w:val="20"/>
+              </w:rPr>
+              <w:br/>
+              <w:t xml:space="preserve"/>
+            </w:r>
+            <w:r>
+              <w:rPr>
+                <w:rFonts w:ascii="Arial" w:cs="Arial" w:eastAsia="Arial" w:hAnsi="Arial"/>
+                <w:b w:val="false"/>
+                <w:bCs w:val="false"/>
+                <w:i w:val="false"/>
+                <w:iCs w:val="false"/>
+                <w:color w:val="000000"/>
+                <w:sz w:val="20"/>
+                <w:szCs w:val="20"/>
+              </w:rPr>
+              <w:t xml:space="preserve">    • While loops and patterns</w:t>
+            </w:r>
+            <w:r>
+              <w:rPr>
+                <w:rFonts w:ascii="Arial" w:cs="Arial" w:eastAsia="Arial" w:hAnsi="Arial"/>
+                <w:sz w:val="20"/>
+                <w:szCs w:val="20"/>
+              </w:rPr>
+              <w:br/>
+              <w:t xml:space="preserve"/>
+            </w:r>
+            <w:r>
+              <w:rPr>
+                <w:rFonts w:ascii="Arial" w:cs="Arial" w:eastAsia="Arial" w:hAnsi="Arial"/>
+                <w:b w:val="false"/>
+                <w:bCs w:val="false"/>
+                <w:i w:val="false"/>
+                <w:iCs w:val="false"/>
+                <w:color w:val="000000"/>
+                <w:sz w:val="20"/>
+                <w:szCs w:val="20"/>
+              </w:rPr>
+              <w:t xml:space="preserve">    • For loops and range()</w:t>
+            </w:r>
+            <w:r>
+              <w:rPr>
+                <w:rFonts w:ascii="Arial" w:cs="Arial" w:eastAsia="Arial" w:hAnsi="Arial"/>
+                <w:sz w:val="20"/>
+                <w:szCs w:val="20"/>
+              </w:rPr>
+              <w:br/>
+              <w:t xml:space="preserve"/>
+            </w:r>
+            <w:r>
+              <w:rPr>
+                <w:rFonts w:ascii="Arial" w:cs="Arial" w:eastAsia="Arial" w:hAnsi="Arial"/>
+                <w:b w:val="false"/>
+                <w:bCs w:val="false"/>
+                <w:i w:val="false"/>
+                <w:iCs w:val="false"/>
+                <w:color w:val="000000"/>
+                <w:sz w:val="20"/>
+                <w:szCs w:val="20"/>
+              </w:rPr>
+              <w:t xml:space="preserve">    • Nested loops</w:t>
+            </w:r>
+            <w:r>
+              <w:rPr>
+                <w:rFonts w:ascii="Arial" w:cs="Arial" w:eastAsia="Arial" w:hAnsi="Arial"/>
+                <w:sz w:val="20"/>
+                <w:szCs w:val="20"/>
+              </w:rPr>
+              <w:br/>
+              <w:t xml:space="preserve"/>
+            </w:r>
+            <w:r>
+              <w:rPr>
+                <w:rFonts w:ascii="Arial" w:cs="Arial" w:eastAsia="Arial" w:hAnsi="Arial"/>
+                <w:b w:val="false"/>
+                <w:bCs w:val="false"/>
+                <w:i w:val="false"/>
+                <w:iCs w:val="false"/>
+                <w:color w:val="000000"/>
+                <w:sz w:val="20"/>
+                <w:szCs w:val="20"/>
+              </w:rPr>
+              <w:t xml:space="preserve">    • Break and continue</w:t>
+            </w:r>
+            <w:r>
+              <w:rPr>
+                <w:rFonts w:ascii="Arial" w:cs="Arial" w:eastAsia="Arial" w:hAnsi="Arial"/>
+                <w:sz w:val="20"/>
+                <w:szCs w:val="20"/>
+              </w:rPr>
+              <w:br/>
+              <w:t xml:space="preserve"/>
+            </w:r>
+            <w:r>
+              <w:rPr>
+                <w:rFonts w:ascii="Arial" w:cs="Arial" w:eastAsia="Arial" w:hAnsi="Arial"/>
+                <w:b w:val="false"/>
+                <w:bCs w:val="false"/>
+                <w:i w:val="false"/>
+                <w:iCs w:val="false"/>
+                <w:color w:val="000000"/>
+                <w:sz w:val="20"/>
+                <w:szCs w:val="20"/>
+              </w:rPr>
+              <w:t xml:space="preserve">    • Lists and methods</w:t>
+            </w:r>
+            <w:r>
+              <w:rPr>
+                <w:rFonts w:ascii="Arial" w:cs="Arial" w:eastAsia="Arial" w:hAnsi="Arial"/>
+                <w:sz w:val="20"/>
+                <w:szCs w:val="20"/>
+              </w:rPr>
+              <w:br/>
+              <w:t xml:space="preserve"/>
+            </w:r>
+            <w:r>
+              <w:rPr>
+                <w:rFonts w:ascii="Arial" w:cs="Arial" w:eastAsia="Arial" w:hAnsi="Arial"/>
+                <w:b w:val="false"/>
+                <w:bCs w:val="false"/>
+                <w:i w:val="false"/>
+                <w:iCs w:val="false"/>
+                <w:color w:val="000000"/>
+                <w:sz w:val="20"/>
+                <w:szCs w:val="20"/>
+              </w:rPr>
+              <w:t xml:space="preserve">    • Common patterns (min/max, search, flag)</w:t>
+            </w:r>
+            <w:r>
+              <w:rPr>
+                <w:rFonts w:ascii="Arial" w:cs="Arial" w:eastAsia="Arial" w:hAnsi="Arial"/>
+                <w:sz w:val="20"/>
+                <w:szCs w:val="20"/>
+              </w:rPr>
+              <w:br/>
+              <w:t xml:space="preserve"/>
+            </w:r>
+            <w:r>
+              <w:rPr>
+                <w:rFonts w:ascii="Arial" w:cs="Arial" w:eastAsia="Arial" w:hAnsi="Arial"/>
+                <w:b w:val="false"/>
+                <w:bCs w:val="false"/>
+                <w:i w:val="false"/>
+                <w:iCs w:val="false"/>
+                <w:color w:val="000000"/>
+                <w:sz w:val="20"/>
+                <w:szCs w:val="20"/>
+              </w:rPr>
+              <w:t xml:space="preserve">    • Code tracing and debugging</w:t>
+            </w:r>
+            <w:r>
+              <w:rPr>
+                <w:rFonts w:ascii="Arial" w:cs="Arial" w:eastAsia="Arial" w:hAnsi="Arial"/>
+                <w:sz w:val="20"/>
+                <w:szCs w:val="20"/>
+              </w:rPr>
+              <w:br/>
+              <w:t xml:space="preserve"/>
+            </w:r>
+            <w:r>
+              <w:rPr>
+                <w:rFonts w:ascii="Arial" w:cs="Arial" w:eastAsia="Arial" w:hAnsi="Arial"/>
+                <w:b w:val="false"/>
+                <w:bCs w:val="false"/>
+                <w:i w:val="false"/>
+                <w:iCs w:val="false"/>
+                <w:color w:val="000000"/>
+                <w:sz w:val="20"/>
+                <w:szCs w:val="20"/>
+              </w:rPr>
+              <w:t xml:space="preserve">    • Part A: Concept &amp; Vocabulary (5 questions)</w:t>
+            </w:r>
+            <w:r>
+              <w:rPr>
+                <w:rFonts w:ascii="Arial" w:cs="Arial" w:eastAsia="Arial" w:hAnsi="Arial"/>
+                <w:sz w:val="20"/>
+                <w:szCs w:val="20"/>
+              </w:rPr>
+              <w:br/>
+              <w:t xml:space="preserve"/>
+            </w:r>
+            <w:r>
+              <w:rPr>
+                <w:rFonts w:ascii="Arial" w:cs="Arial" w:eastAsia="Arial" w:hAnsi="Arial"/>
+                <w:sz w:val="20"/>
+                <w:szCs w:val="20"/>
+              </w:rPr>
+              <w:br/>
+              <w:t xml:space="preserve"/>
+            </w:r>
+            <w:r>
+              <w:rPr>
+                <w:rFonts w:ascii="Arial" w:cs="Arial" w:eastAsia="Arial" w:hAnsi="Arial"/>
+                <w:b/>
+                <w:bCs/>
+                <w:i w:val="false"/>
+                <w:iCs w:val="false"/>
+                <w:color w:val="000000"/>
+                <w:sz w:val="20"/>
+                <w:szCs w:val="20"/>
+              </w:rPr>
+              <w:t xml:space="preserve">Vocabulary: </w:t>
+            </w:r>
+            <w:r>
+              <w:rPr>
+                <w:rFonts w:ascii="Arial" w:cs="Arial" w:eastAsia="Arial" w:hAnsi="Arial"/>
+                <w:b w:val="false"/>
+                <w:bCs w:val="false"/>
+                <w:i w:val="false"/>
+                <w:iCs w:val="false"/>
+                <w:color w:val="000000"/>
+                <w:sz w:val="20"/>
+                <w:szCs w:val="20"/>
+              </w:rPr>
+              <w:t xml:space="preserve">Format, Time, Question 1, Question 2, Question 3, Question 4</w:t>
+            </w:r>
+            <w:r>
+              <w:rPr>
+                <w:rFonts w:ascii="Arial" w:cs="Arial" w:eastAsia="Arial" w:hAnsi="Arial"/>
+                <w:sz w:val="20"/>
+                <w:szCs w:val="20"/>
+              </w:rPr>
+              <w:br/>
+              <w:t xml:space="preserve"/>
+            </w:r>
+            <w:r>
+              <w:rPr>
+                <w:rFonts w:ascii="Arial" w:cs="Arial" w:eastAsia="Arial" w:hAnsi="Arial"/>
+                <w:sz w:val="20"/>
+                <w:szCs w:val="20"/>
+              </w:rPr>
+              <w:br/>
+              <w:t xml:space="preserve"/>
+            </w:r>
+            <w:r>
+              <w:rPr>
+                <w:rFonts w:ascii="Arial" w:cs="Arial" w:eastAsia="Arial" w:hAnsi="Arial"/>
                 <w:b/>
                 <w:bCs/>
                 <w:i/>
@@ -723,7 +1093,29 @@
                 <w:sz w:val="20"/>
                 <w:szCs w:val="20"/>
               </w:rPr>
-              <w:t xml:space="preserve">    Work through problems from the day's exercise set.</w:t>
+              <w:t xml:space="preserve">    Students complete the assessment independently.</w:t>
+            </w:r>
+            <w:r>
+              <w:rPr>
+                <w:rFonts w:ascii="Arial" w:cs="Arial" w:eastAsia="Arial" w:hAnsi="Arial"/>
+                <w:sz w:val="20"/>
+                <w:szCs w:val="20"/>
+              </w:rPr>
+              <w:br/>
+              <w:t xml:space="preserve"/>
+            </w:r>
+            <w:r>
+              <w:rPr>
+                <w:rFonts w:ascii="Arial" w:cs="Arial" w:eastAsia="Arial" w:hAnsi="Arial"/>
+                <w:b w:val="false"/>
+                <w:bCs w:val="false"/>
+                <w:i w:val="false"/>
+                <w:iCs w:val="false"/>
+                <w:color w:val="000000"/>
+                <w:sz w:val="20"/>
+                <w:szCs w:val="20"/>
+              </w:rPr>
+              <w:t xml:space="preserve">    Remind students to check their work before submitting.</w:t>
             </w:r>
             <w:r>
               <w:rPr>
@@ -891,6 +1283,1295 @@
     <w:p>
       <w:pPr>
         <w:spacing w:after="200"/>
+      </w:pPr>
+    </w:p>
+    <w:p>
+      <w:pPr>
+        <w:pBdr>
+          <w:bottom w:val="single" w:color="2B5797" w:sz="4" w:space="4"/>
+        </w:pBdr>
+        <w:spacing w:after="100" w:before="120"/>
+      </w:pPr>
+      <w:r>
+        <w:rPr>
+          <w:rFonts w:ascii="Arial" w:cs="Arial" w:eastAsia="Arial" w:hAnsi="Arial"/>
+          <w:b/>
+          <w:bCs/>
+          <w:color w:val="2B5797"/>
+          <w:sz w:val="24"/>
+          <w:szCs w:val="24"/>
+        </w:rPr>
+        <w:t xml:space="preserve">Key Concepts</w:t>
+      </w:r>
+    </w:p>
+    <w:p>
+      <w:pPr>
+        <w:spacing w:after="60"/>
+      </w:pPr>
+      <w:r>
+        <w:rPr>
+          <w:rFonts w:ascii="Arial" w:cs="Arial" w:eastAsia="Arial" w:hAnsi="Arial"/>
+          <w:sz w:val="20"/>
+          <w:szCs w:val="20"/>
+        </w:rPr>
+        <w:t xml:space="preserve">This assessment covers all topics from Unit 4 (Days 71–93):</w:t>
+      </w:r>
+    </w:p>
+    <w:p>
+      <w:pPr>
+        <w:spacing w:after="60"/>
+        <w:ind w:left="360"/>
+      </w:pPr>
+      <w:r>
+        <w:rPr>
+          <w:rFonts w:ascii="Arial" w:cs="Arial" w:eastAsia="Arial" w:hAnsi="Arial"/>
+          <w:sz w:val="20"/>
+          <w:szCs w:val="20"/>
+        </w:rPr>
+        <w:t xml:space="preserve">• </w:t>
+      </w:r>
+      <w:r>
+        <w:rPr>
+          <w:rFonts w:ascii="Arial" w:cs="Arial" w:eastAsia="Arial" w:hAnsi="Arial"/>
+          <w:sz w:val="20"/>
+          <w:szCs w:val="20"/>
+        </w:rPr>
+        <w:t xml:space="preserve">While loops and patterns</w:t>
+      </w:r>
+    </w:p>
+    <w:p>
+      <w:pPr>
+        <w:spacing w:after="60"/>
+        <w:ind w:left="360"/>
+      </w:pPr>
+      <w:r>
+        <w:rPr>
+          <w:rFonts w:ascii="Arial" w:cs="Arial" w:eastAsia="Arial" w:hAnsi="Arial"/>
+          <w:sz w:val="20"/>
+          <w:szCs w:val="20"/>
+        </w:rPr>
+        <w:t xml:space="preserve">• </w:t>
+      </w:r>
+      <w:r>
+        <w:rPr>
+          <w:rFonts w:ascii="Arial" w:cs="Arial" w:eastAsia="Arial" w:hAnsi="Arial"/>
+          <w:sz w:val="20"/>
+          <w:szCs w:val="20"/>
+        </w:rPr>
+        <w:t xml:space="preserve">For loops and range()</w:t>
+      </w:r>
+    </w:p>
+    <w:p>
+      <w:pPr>
+        <w:spacing w:after="60"/>
+        <w:ind w:left="360"/>
+      </w:pPr>
+      <w:r>
+        <w:rPr>
+          <w:rFonts w:ascii="Arial" w:cs="Arial" w:eastAsia="Arial" w:hAnsi="Arial"/>
+          <w:sz w:val="20"/>
+          <w:szCs w:val="20"/>
+        </w:rPr>
+        <w:t xml:space="preserve">• </w:t>
+      </w:r>
+      <w:r>
+        <w:rPr>
+          <w:rFonts w:ascii="Arial" w:cs="Arial" w:eastAsia="Arial" w:hAnsi="Arial"/>
+          <w:sz w:val="20"/>
+          <w:szCs w:val="20"/>
+        </w:rPr>
+        <w:t xml:space="preserve">Nested loops</w:t>
+      </w:r>
+    </w:p>
+    <w:p>
+      <w:pPr>
+        <w:spacing w:after="60"/>
+        <w:ind w:left="360"/>
+      </w:pPr>
+      <w:r>
+        <w:rPr>
+          <w:rFonts w:ascii="Arial" w:cs="Arial" w:eastAsia="Arial" w:hAnsi="Arial"/>
+          <w:sz w:val="20"/>
+          <w:szCs w:val="20"/>
+        </w:rPr>
+        <w:t xml:space="preserve">• </w:t>
+      </w:r>
+      <w:r>
+        <w:rPr>
+          <w:rFonts w:ascii="Arial" w:cs="Arial" w:eastAsia="Arial" w:hAnsi="Arial"/>
+          <w:sz w:val="20"/>
+          <w:szCs w:val="20"/>
+        </w:rPr>
+        <w:t xml:space="preserve">Break and continue</w:t>
+      </w:r>
+    </w:p>
+    <w:p>
+      <w:pPr>
+        <w:spacing w:after="60"/>
+        <w:ind w:left="360"/>
+      </w:pPr>
+      <w:r>
+        <w:rPr>
+          <w:rFonts w:ascii="Arial" w:cs="Arial" w:eastAsia="Arial" w:hAnsi="Arial"/>
+          <w:sz w:val="20"/>
+          <w:szCs w:val="20"/>
+        </w:rPr>
+        <w:t xml:space="preserve">• </w:t>
+      </w:r>
+      <w:r>
+        <w:rPr>
+          <w:rFonts w:ascii="Arial" w:cs="Arial" w:eastAsia="Arial" w:hAnsi="Arial"/>
+          <w:sz w:val="20"/>
+          <w:szCs w:val="20"/>
+        </w:rPr>
+        <w:t xml:space="preserve">Lists and methods</w:t>
+      </w:r>
+    </w:p>
+    <w:p>
+      <w:pPr>
+        <w:spacing w:after="60"/>
+        <w:ind w:left="360"/>
+      </w:pPr>
+      <w:r>
+        <w:rPr>
+          <w:rFonts w:ascii="Arial" w:cs="Arial" w:eastAsia="Arial" w:hAnsi="Arial"/>
+          <w:sz w:val="20"/>
+          <w:szCs w:val="20"/>
+        </w:rPr>
+        <w:t xml:space="preserve">• </w:t>
+      </w:r>
+      <w:r>
+        <w:rPr>
+          <w:rFonts w:ascii="Arial" w:cs="Arial" w:eastAsia="Arial" w:hAnsi="Arial"/>
+          <w:sz w:val="20"/>
+          <w:szCs w:val="20"/>
+        </w:rPr>
+        <w:t xml:space="preserve">Common patterns (min/max, search, flag)</w:t>
+      </w:r>
+    </w:p>
+    <w:p>
+      <w:pPr>
+        <w:spacing w:after="60"/>
+        <w:ind w:left="360"/>
+      </w:pPr>
+      <w:r>
+        <w:rPr>
+          <w:rFonts w:ascii="Arial" w:cs="Arial" w:eastAsia="Arial" w:hAnsi="Arial"/>
+          <w:sz w:val="20"/>
+          <w:szCs w:val="20"/>
+        </w:rPr>
+        <w:t xml:space="preserve">• </w:t>
+      </w:r>
+      <w:r>
+        <w:rPr>
+          <w:rFonts w:ascii="Arial" w:cs="Arial" w:eastAsia="Arial" w:hAnsi="Arial"/>
+          <w:sz w:val="20"/>
+          <w:szCs w:val="20"/>
+        </w:rPr>
+        <w:t xml:space="preserve">Code tracing and debugging</w:t>
+      </w:r>
+    </w:p>
+    <w:p>
+      <w:pPr>
+        <w:spacing w:after="60"/>
+      </w:pPr>
+      <w:r>
+        <w:rPr>
+          <w:rFonts w:ascii="Arial" w:cs="Arial" w:eastAsia="Arial" w:hAnsi="Arial"/>
+          <w:sz w:val="20"/>
+          <w:szCs w:val="20"/>
+        </w:rPr>
+        <w:t xml:space="preserve">Format:</w:t>
+      </w:r>
+    </w:p>
+    <w:p>
+      <w:pPr>
+        <w:spacing w:after="60"/>
+        <w:ind w:left="360"/>
+      </w:pPr>
+      <w:r>
+        <w:rPr>
+          <w:rFonts w:ascii="Arial" w:cs="Arial" w:eastAsia="Arial" w:hAnsi="Arial"/>
+          <w:sz w:val="20"/>
+          <w:szCs w:val="20"/>
+        </w:rPr>
+        <w:t xml:space="preserve">• </w:t>
+      </w:r>
+      <w:r>
+        <w:rPr>
+          <w:rFonts w:ascii="Arial" w:cs="Arial" w:eastAsia="Arial" w:hAnsi="Arial"/>
+          <w:sz w:val="20"/>
+          <w:szCs w:val="20"/>
+        </w:rPr>
+        <w:t xml:space="preserve">Part A: Concept &amp; Vocabulary (5 questions)</w:t>
+      </w:r>
+    </w:p>
+    <w:p>
+      <w:pPr>
+        <w:spacing w:after="60"/>
+        <w:ind w:left="360"/>
+      </w:pPr>
+      <w:r>
+        <w:rPr>
+          <w:rFonts w:ascii="Arial" w:cs="Arial" w:eastAsia="Arial" w:hAnsi="Arial"/>
+          <w:sz w:val="20"/>
+          <w:szCs w:val="20"/>
+        </w:rPr>
+        <w:t xml:space="preserve">• </w:t>
+      </w:r>
+      <w:r>
+        <w:rPr>
+          <w:rFonts w:ascii="Arial" w:cs="Arial" w:eastAsia="Arial" w:hAnsi="Arial"/>
+          <w:sz w:val="20"/>
+          <w:szCs w:val="20"/>
+        </w:rPr>
+        <w:t xml:space="preserve">Part B: Code Writing (5 questions)</w:t>
+      </w:r>
+    </w:p>
+    <w:p>
+      <w:pPr>
+        <w:spacing w:after="60"/>
+        <w:ind w:left="360"/>
+      </w:pPr>
+      <w:r>
+        <w:rPr>
+          <w:rFonts w:ascii="Arial" w:cs="Arial" w:eastAsia="Arial" w:hAnsi="Arial"/>
+          <w:sz w:val="20"/>
+          <w:szCs w:val="20"/>
+        </w:rPr>
+        <w:t xml:space="preserve">• </w:t>
+      </w:r>
+      <w:r>
+        <w:rPr>
+          <w:rFonts w:ascii="Arial" w:cs="Arial" w:eastAsia="Arial" w:hAnsi="Arial"/>
+          <w:sz w:val="20"/>
+          <w:szCs w:val="20"/>
+        </w:rPr>
+        <w:t xml:space="preserve">Part C: Code Analysis (5 questions)</w:t>
+      </w:r>
+    </w:p>
+    <w:p>
+      <w:pPr>
+        <w:spacing w:after="60"/>
+      </w:pPr>
+      <w:r>
+        <w:rPr>
+          <w:rFonts w:ascii="Arial" w:cs="Arial" w:eastAsia="Arial" w:hAnsi="Arial"/>
+          <w:sz w:val="20"/>
+          <w:szCs w:val="20"/>
+        </w:rPr>
+        <w:t xml:space="preserve">Time: 55 minutes</w:t>
+      </w:r>
+    </w:p>
+    <w:p>
+      <w:pPr>
+        <w:spacing w:after="60"/>
+      </w:pPr>
+      <w:r>
+        <w:rPr>
+          <w:rFonts w:ascii="Arial" w:cs="Arial" w:eastAsia="Arial" w:hAnsi="Arial"/>
+          <w:sz w:val="20"/>
+          <w:szCs w:val="20"/>
+        </w:rPr>
+        <w:t xml:space="preserve">Answer in complete sentences.</w:t>
+      </w:r>
+    </w:p>
+    <w:p>
+      <w:pPr>
+        <w:spacing w:after="60"/>
+      </w:pPr>
+      <w:r>
+        <w:rPr>
+          <w:rFonts w:ascii="Arial" w:cs="Arial" w:eastAsia="Arial" w:hAnsi="Arial"/>
+          <w:sz w:val="20"/>
+          <w:szCs w:val="20"/>
+        </w:rPr>
+        <w:t xml:space="preserve">Question 1: What is the difference between a while loop and a for loop? When would you use each?</w:t>
+      </w:r>
+    </w:p>
+    <w:p>
+      <w:pPr>
+        <w:spacing w:after="60"/>
+      </w:pPr>
+      <w:r>
+        <w:rPr>
+          <w:rFonts w:ascii="Arial" w:cs="Arial" w:eastAsia="Arial" w:hAnsi="Arial"/>
+          <w:sz w:val="20"/>
+          <w:szCs w:val="20"/>
+        </w:rPr>
+        <w:t xml:space="preserve">Question 2: Explain the accumulator pattern and give a code example.</w:t>
+      </w:r>
+    </w:p>
+    <w:p>
+      <w:pPr>
+        <w:spacing w:after="60"/>
+      </w:pPr>
+      <w:r>
+        <w:rPr>
+          <w:rFonts w:ascii="Arial" w:cs="Arial" w:eastAsia="Arial" w:hAnsi="Arial"/>
+          <w:sz w:val="20"/>
+          <w:szCs w:val="20"/>
+        </w:rPr>
+        <w:t xml:space="preserve">Question 3: What does the break statement do? How is it different from continue?</w:t>
+      </w:r>
+    </w:p>
+    <w:p>
+      <w:pPr>
+        <w:spacing w:after="60"/>
+      </w:pPr>
+      <w:r>
+        <w:rPr>
+          <w:rFonts w:ascii="Arial" w:cs="Arial" w:eastAsia="Arial" w:hAnsi="Arial"/>
+          <w:sz w:val="20"/>
+          <w:szCs w:val="20"/>
+        </w:rPr>
+        <w:t xml:space="preserve">Question 4: How do you iterate over a list in Python? Show two different methods.</w:t>
+      </w:r>
+    </w:p>
+    <w:p>
+      <w:pPr>
+        <w:spacing w:after="60"/>
+      </w:pPr>
+      <w:r>
+        <w:rPr>
+          <w:rFonts w:ascii="Arial" w:cs="Arial" w:eastAsia="Arial" w:hAnsi="Arial"/>
+          <w:sz w:val="20"/>
+          <w:szCs w:val="20"/>
+        </w:rPr>
+        <w:t xml:space="preserve">Question 5: What is a sentinel loop? How does it work?</w:t>
+      </w:r>
+    </w:p>
+    <w:p>
+      <w:pPr>
+        <w:spacing w:after="60"/>
+      </w:pPr>
+      <w:r>
+        <w:rPr>
+          <w:rFonts w:ascii="Arial" w:cs="Arial" w:eastAsia="Arial" w:hAnsi="Arial"/>
+          <w:sz w:val="20"/>
+          <w:szCs w:val="20"/>
+        </w:rPr>
+        <w:t xml:space="preserve">Write complete, working Python code.</w:t>
+      </w:r>
+    </w:p>
+    <w:p>
+      <w:pPr>
+        <w:spacing w:after="60"/>
+      </w:pPr>
+      <w:r>
+        <w:rPr>
+          <w:rFonts w:ascii="Arial" w:cs="Arial" w:eastAsia="Arial" w:hAnsi="Arial"/>
+          <w:sz w:val="20"/>
+          <w:szCs w:val="20"/>
+        </w:rPr>
+        <w:t xml:space="preserve">Question 6: Write a while loop that asks the user for positive numbers until they enter 0. Calculate and print the sum of all numbers entered (not counting 0).</w:t>
+      </w:r>
+    </w:p>
+    <w:p>
+      <w:pPr>
+        <w:spacing w:after="60"/>
+      </w:pPr>
+      <w:r>
+        <w:rPr>
+          <w:rFonts w:ascii="Arial" w:cs="Arial" w:eastAsia="Arial" w:hAnsi="Arial"/>
+          <w:sz w:val="20"/>
+          <w:szCs w:val="20"/>
+        </w:rPr>
+        <w:t xml:space="preserve">Question 7: Write a for loop using range() that prints all multiples of 5 from 5 to 50.</w:t>
+      </w:r>
+    </w:p>
+    <w:p>
+      <w:pPr>
+        <w:spacing w:after="60"/>
+      </w:pPr>
+      <w:r>
+        <w:rPr>
+          <w:rFonts w:ascii="Arial" w:cs="Arial" w:eastAsia="Arial" w:hAnsi="Arial"/>
+          <w:sz w:val="20"/>
+          <w:szCs w:val="20"/>
+        </w:rPr>
+        <w:t xml:space="preserve">Question 8: Write nested loops that print a 4×4 grid like this:</w:t>
+      </w:r>
+    </w:p>
+    <w:p>
+      <w:pPr>
+        <w:spacing w:after="60"/>
+      </w:pPr>
+      <w:r>
+        <w:rPr>
+          <w:rFonts w:ascii="Arial" w:cs="Arial" w:eastAsia="Arial" w:hAnsi="Arial"/>
+          <w:sz w:val="20"/>
+          <w:szCs w:val="20"/>
+        </w:rPr>
+        <w:t xml:space="preserve">Question 9: Create a list, ask the user for 5 names, then print them in reverse order using a for loop.</w:t>
+      </w:r>
+    </w:p>
+    <w:p>
+      <w:pPr>
+        <w:spacing w:after="60"/>
+      </w:pPr>
+      <w:r>
+        <w:rPr>
+          <w:rFonts w:ascii="Arial" w:cs="Arial" w:eastAsia="Arial" w:hAnsi="Arial"/>
+          <w:sz w:val="20"/>
+          <w:szCs w:val="20"/>
+        </w:rPr>
+        <w:t xml:space="preserve">Question 10: Write a program that asks the user for numbers until "done". Find and print:</w:t>
+      </w:r>
+    </w:p>
+    <w:p>
+      <w:pPr>
+        <w:spacing w:after="60"/>
+        <w:ind w:left="360"/>
+      </w:pPr>
+      <w:r>
+        <w:rPr>
+          <w:rFonts w:ascii="Arial" w:cs="Arial" w:eastAsia="Arial" w:hAnsi="Arial"/>
+          <w:sz w:val="20"/>
+          <w:szCs w:val="20"/>
+        </w:rPr>
+        <w:t xml:space="preserve">• </w:t>
+      </w:r>
+      <w:r>
+        <w:rPr>
+          <w:rFonts w:ascii="Arial" w:cs="Arial" w:eastAsia="Arial" w:hAnsi="Arial"/>
+          <w:sz w:val="20"/>
+          <w:szCs w:val="20"/>
+        </w:rPr>
+        <w:t xml:space="preserve">The highest number</w:t>
+      </w:r>
+    </w:p>
+    <w:p>
+      <w:pPr>
+        <w:spacing w:after="60"/>
+        <w:ind w:left="360"/>
+      </w:pPr>
+      <w:r>
+        <w:rPr>
+          <w:rFonts w:ascii="Arial" w:cs="Arial" w:eastAsia="Arial" w:hAnsi="Arial"/>
+          <w:sz w:val="20"/>
+          <w:szCs w:val="20"/>
+        </w:rPr>
+        <w:t xml:space="preserve">• </w:t>
+      </w:r>
+      <w:r>
+        <w:rPr>
+          <w:rFonts w:ascii="Arial" w:cs="Arial" w:eastAsia="Arial" w:hAnsi="Arial"/>
+          <w:sz w:val="20"/>
+          <w:szCs w:val="20"/>
+        </w:rPr>
+        <w:t xml:space="preserve">The lowest number</w:t>
+      </w:r>
+    </w:p>
+    <w:p>
+      <w:pPr>
+        <w:spacing w:after="60"/>
+        <w:ind w:left="360"/>
+      </w:pPr>
+      <w:r>
+        <w:rPr>
+          <w:rFonts w:ascii="Arial" w:cs="Arial" w:eastAsia="Arial" w:hAnsi="Arial"/>
+          <w:sz w:val="20"/>
+          <w:szCs w:val="20"/>
+        </w:rPr>
+        <w:t xml:space="preserve">• </w:t>
+      </w:r>
+      <w:r>
+        <w:rPr>
+          <w:rFonts w:ascii="Arial" w:cs="Arial" w:eastAsia="Arial" w:hAnsi="Arial"/>
+          <w:sz w:val="20"/>
+          <w:szCs w:val="20"/>
+        </w:rPr>
+        <w:t xml:space="preserve">The average</w:t>
+      </w:r>
+    </w:p>
+    <w:p>
+      <w:pPr>
+        <w:spacing w:after="60"/>
+      </w:pPr>
+      <w:r>
+        <w:rPr>
+          <w:rFonts w:ascii="Arial" w:cs="Arial" w:eastAsia="Arial" w:hAnsi="Arial"/>
+          <w:sz w:val="20"/>
+          <w:szCs w:val="20"/>
+        </w:rPr>
+        <w:t xml:space="preserve">Question 11: What will this code print? Trace through it.</w:t>
+      </w:r>
+    </w:p>
+    <w:p>
+      <w:pPr>
+        <w:spacing w:after="60"/>
+      </w:pPr>
+      <w:r>
+        <w:rPr>
+          <w:rFonts w:ascii="Arial" w:cs="Arial" w:eastAsia="Arial" w:hAnsi="Arial"/>
+          <w:sz w:val="20"/>
+          <w:szCs w:val="20"/>
+        </w:rPr>
+        <w:t xml:space="preserve">Question 12: Find the bug in this code and explain what's wrong:</w:t>
+      </w:r>
+    </w:p>
+    <w:p>
+      <w:pPr>
+        <w:spacing w:after="60"/>
+      </w:pPr>
+      <w:r>
+        <w:rPr>
+          <w:rFonts w:ascii="Arial" w:cs="Arial" w:eastAsia="Arial" w:hAnsi="Arial"/>
+          <w:sz w:val="20"/>
+          <w:szCs w:val="20"/>
+        </w:rPr>
+        <w:t xml:space="preserve">(Hint: It might run, but the logic might be wrong for some scenarios.)</w:t>
+      </w:r>
+    </w:p>
+    <w:p>
+      <w:pPr>
+        <w:spacing w:after="60"/>
+      </w:pPr>
+      <w:r>
+        <w:rPr>
+          <w:rFonts w:ascii="Arial" w:cs="Arial" w:eastAsia="Arial" w:hAnsi="Arial"/>
+          <w:sz w:val="20"/>
+          <w:szCs w:val="20"/>
+        </w:rPr>
+        <w:t xml:space="preserve">Question 13: What is the output of this code?</w:t>
+      </w:r>
+    </w:p>
+    <w:p>
+      <w:pPr>
+        <w:spacing w:after="60"/>
+      </w:pPr>
+      <w:r>
+        <w:rPr>
+          <w:rFonts w:ascii="Arial" w:cs="Arial" w:eastAsia="Arial" w:hAnsi="Arial"/>
+          <w:sz w:val="20"/>
+          <w:szCs w:val="20"/>
+        </w:rPr>
+        <w:t xml:space="preserve">Question 14: Find the error(s) in this code:</w:t>
+      </w:r>
+    </w:p>
+    <w:p>
+      <w:pPr>
+        <w:spacing w:after="60"/>
+      </w:pPr>
+      <w:r>
+        <w:rPr>
+          <w:rFonts w:ascii="Arial" w:cs="Arial" w:eastAsia="Arial" w:hAnsi="Arial"/>
+          <w:sz w:val="20"/>
+          <w:szCs w:val="20"/>
+        </w:rPr>
+        <w:t xml:space="preserve">Question 15: What does this code do? Describe in words.</w:t>
+      </w:r>
+    </w:p>
+    <w:p>
+      <w:pPr>
+        <w:spacing w:after="60"/>
+      </w:pPr>
+      <w:r>
+        <w:rPr>
+          <w:rFonts w:ascii="Arial" w:cs="Arial" w:eastAsia="Arial" w:hAnsi="Arial"/>
+          <w:sz w:val="20"/>
+          <w:szCs w:val="20"/>
+        </w:rPr>
+        <w:t xml:space="preserve">Concept Questions (5 points each):</w:t>
+      </w:r>
+    </w:p>
+    <w:p>
+      <w:pPr>
+        <w:spacing w:after="60"/>
+        <w:ind w:left="360"/>
+      </w:pPr>
+      <w:r>
+        <w:rPr>
+          <w:rFonts w:ascii="Arial" w:cs="Arial" w:eastAsia="Arial" w:hAnsi="Arial"/>
+          <w:sz w:val="20"/>
+          <w:szCs w:val="20"/>
+        </w:rPr>
+        <w:t xml:space="preserve">• </w:t>
+      </w:r>
+      <w:r>
+        <w:rPr>
+          <w:rFonts w:ascii="Arial" w:cs="Arial" w:eastAsia="Arial" w:hAnsi="Arial"/>
+          <w:sz w:val="20"/>
+          <w:szCs w:val="20"/>
+        </w:rPr>
+        <w:t xml:space="preserve">Complete, accurate answer</w:t>
+      </w:r>
+    </w:p>
+    <w:p>
+      <w:pPr>
+        <w:spacing w:after="60"/>
+        <w:ind w:left="360"/>
+      </w:pPr>
+      <w:r>
+        <w:rPr>
+          <w:rFonts w:ascii="Arial" w:cs="Arial" w:eastAsia="Arial" w:hAnsi="Arial"/>
+          <w:sz w:val="20"/>
+          <w:szCs w:val="20"/>
+        </w:rPr>
+        <w:t xml:space="preserve">• </w:t>
+      </w:r>
+      <w:r>
+        <w:rPr>
+          <w:rFonts w:ascii="Arial" w:cs="Arial" w:eastAsia="Arial" w:hAnsi="Arial"/>
+          <w:sz w:val="20"/>
+          <w:szCs w:val="20"/>
+        </w:rPr>
+        <w:t xml:space="preserve">Uses proper terminology</w:t>
+      </w:r>
+    </w:p>
+    <w:p>
+      <w:pPr>
+        <w:spacing w:after="60"/>
+        <w:ind w:left="360"/>
+      </w:pPr>
+      <w:r>
+        <w:rPr>
+          <w:rFonts w:ascii="Arial" w:cs="Arial" w:eastAsia="Arial" w:hAnsi="Arial"/>
+          <w:sz w:val="20"/>
+          <w:szCs w:val="20"/>
+        </w:rPr>
+        <w:t xml:space="preserve">• </w:t>
+      </w:r>
+      <w:r>
+        <w:rPr>
+          <w:rFonts w:ascii="Arial" w:cs="Arial" w:eastAsia="Arial" w:hAnsi="Arial"/>
+          <w:sz w:val="20"/>
+          <w:szCs w:val="20"/>
+        </w:rPr>
+        <w:t xml:space="preserve">Shows understanding</w:t>
+      </w:r>
+    </w:p>
+    <w:p>
+      <w:pPr>
+        <w:spacing w:after="60"/>
+      </w:pPr>
+      <w:r>
+        <w:rPr>
+          <w:rFonts w:ascii="Arial" w:cs="Arial" w:eastAsia="Arial" w:hAnsi="Arial"/>
+          <w:sz w:val="20"/>
+          <w:szCs w:val="20"/>
+        </w:rPr>
+        <w:t xml:space="preserve">Code Writing (5 points each):</w:t>
+      </w:r>
+    </w:p>
+    <w:p>
+      <w:pPr>
+        <w:spacing w:after="60"/>
+        <w:ind w:left="360"/>
+      </w:pPr>
+      <w:r>
+        <w:rPr>
+          <w:rFonts w:ascii="Arial" w:cs="Arial" w:eastAsia="Arial" w:hAnsi="Arial"/>
+          <w:sz w:val="20"/>
+          <w:szCs w:val="20"/>
+        </w:rPr>
+        <w:t xml:space="preserve">• </w:t>
+      </w:r>
+      <w:r>
+        <w:rPr>
+          <w:rFonts w:ascii="Arial" w:cs="Arial" w:eastAsia="Arial" w:hAnsi="Arial"/>
+          <w:sz w:val="20"/>
+          <w:szCs w:val="20"/>
+        </w:rPr>
+        <w:t xml:space="preserve">Code runs without errors</w:t>
+      </w:r>
+    </w:p>
+    <w:p>
+      <w:pPr>
+        <w:spacing w:after="60"/>
+        <w:ind w:left="360"/>
+      </w:pPr>
+      <w:r>
+        <w:rPr>
+          <w:rFonts w:ascii="Arial" w:cs="Arial" w:eastAsia="Arial" w:hAnsi="Arial"/>
+          <w:sz w:val="20"/>
+          <w:szCs w:val="20"/>
+        </w:rPr>
+        <w:t xml:space="preserve">• </w:t>
+      </w:r>
+      <w:r>
+        <w:rPr>
+          <w:rFonts w:ascii="Arial" w:cs="Arial" w:eastAsia="Arial" w:hAnsi="Arial"/>
+          <w:sz w:val="20"/>
+          <w:szCs w:val="20"/>
+        </w:rPr>
+        <w:t xml:space="preserve">Logic is correct</w:t>
+      </w:r>
+    </w:p>
+    <w:p>
+      <w:pPr>
+        <w:spacing w:after="60"/>
+        <w:ind w:left="360"/>
+      </w:pPr>
+      <w:r>
+        <w:rPr>
+          <w:rFonts w:ascii="Arial" w:cs="Arial" w:eastAsia="Arial" w:hAnsi="Arial"/>
+          <w:sz w:val="20"/>
+          <w:szCs w:val="20"/>
+        </w:rPr>
+        <w:t xml:space="preserve">• </w:t>
+      </w:r>
+      <w:r>
+        <w:rPr>
+          <w:rFonts w:ascii="Arial" w:cs="Arial" w:eastAsia="Arial" w:hAnsi="Arial"/>
+          <w:sz w:val="20"/>
+          <w:szCs w:val="20"/>
+        </w:rPr>
+        <w:t xml:space="preserve">Output matches expectations</w:t>
+      </w:r>
+    </w:p>
+    <w:p>
+      <w:pPr>
+        <w:spacing w:after="60"/>
+        <w:ind w:left="360"/>
+      </w:pPr>
+      <w:r>
+        <w:rPr>
+          <w:rFonts w:ascii="Arial" w:cs="Arial" w:eastAsia="Arial" w:hAnsi="Arial"/>
+          <w:sz w:val="20"/>
+          <w:szCs w:val="20"/>
+        </w:rPr>
+        <w:t xml:space="preserve">• </w:t>
+      </w:r>
+      <w:r>
+        <w:rPr>
+          <w:rFonts w:ascii="Arial" w:cs="Arial" w:eastAsia="Arial" w:hAnsi="Arial"/>
+          <w:sz w:val="20"/>
+          <w:szCs w:val="20"/>
+        </w:rPr>
+        <w:t xml:space="preserve">Code is readable</w:t>
+      </w:r>
+    </w:p>
+    <w:p>
+      <w:pPr>
+        <w:spacing w:after="60"/>
+      </w:pPr>
+      <w:r>
+        <w:rPr>
+          <w:rFonts w:ascii="Arial" w:cs="Arial" w:eastAsia="Arial" w:hAnsi="Arial"/>
+          <w:sz w:val="20"/>
+          <w:szCs w:val="20"/>
+        </w:rPr>
+        <w:t xml:space="preserve">Code Analysis (5 points each):</w:t>
+      </w:r>
+    </w:p>
+    <w:p>
+      <w:pPr>
+        <w:spacing w:after="60"/>
+        <w:ind w:left="360"/>
+      </w:pPr>
+      <w:r>
+        <w:rPr>
+          <w:rFonts w:ascii="Arial" w:cs="Arial" w:eastAsia="Arial" w:hAnsi="Arial"/>
+          <w:sz w:val="20"/>
+          <w:szCs w:val="20"/>
+        </w:rPr>
+        <w:t xml:space="preserve">• </w:t>
+      </w:r>
+      <w:r>
+        <w:rPr>
+          <w:rFonts w:ascii="Arial" w:cs="Arial" w:eastAsia="Arial" w:hAnsi="Arial"/>
+          <w:sz w:val="20"/>
+          <w:szCs w:val="20"/>
+        </w:rPr>
+        <w:t xml:space="preserve">Correct answer/explanation</w:t>
+      </w:r>
+    </w:p>
+    <w:p>
+      <w:pPr>
+        <w:spacing w:after="60"/>
+        <w:ind w:left="360"/>
+      </w:pPr>
+      <w:r>
+        <w:rPr>
+          <w:rFonts w:ascii="Arial" w:cs="Arial" w:eastAsia="Arial" w:hAnsi="Arial"/>
+          <w:sz w:val="20"/>
+          <w:szCs w:val="20"/>
+        </w:rPr>
+        <w:t xml:space="preserve">• </w:t>
+      </w:r>
+      <w:r>
+        <w:rPr>
+          <w:rFonts w:ascii="Arial" w:cs="Arial" w:eastAsia="Arial" w:hAnsi="Arial"/>
+          <w:sz w:val="20"/>
+          <w:szCs w:val="20"/>
+        </w:rPr>
+        <w:t xml:space="preserve">Shows understanding of code flow</w:t>
+      </w:r>
+    </w:p>
+    <w:p>
+      <w:pPr>
+        <w:spacing w:after="60"/>
+        <w:ind w:left="360"/>
+      </w:pPr>
+      <w:r>
+        <w:rPr>
+          <w:rFonts w:ascii="Arial" w:cs="Arial" w:eastAsia="Arial" w:hAnsi="Arial"/>
+          <w:sz w:val="20"/>
+          <w:szCs w:val="20"/>
+        </w:rPr>
+        <w:t xml:space="preserve">• </w:t>
+      </w:r>
+      <w:r>
+        <w:rPr>
+          <w:rFonts w:ascii="Arial" w:cs="Arial" w:eastAsia="Arial" w:hAnsi="Arial"/>
+          <w:sz w:val="20"/>
+          <w:szCs w:val="20"/>
+        </w:rPr>
+        <w:t xml:space="preserve">Explains bugs clearly</w:t>
+      </w:r>
+    </w:p>
+    <w:p>
+      <w:pPr>
+        <w:spacing w:after="60"/>
+      </w:pPr>
+      <w:r>
+        <w:rPr>
+          <w:rFonts w:ascii="Arial" w:cs="Arial" w:eastAsia="Arial" w:hAnsi="Arial"/>
+          <w:sz w:val="20"/>
+          <w:szCs w:val="20"/>
+        </w:rPr>
+        <w:t xml:space="preserve">1. Read carefully. Make sure you understand what each question asks.</w:t>
+      </w:r>
+    </w:p>
+    <w:p>
+      <w:pPr>
+        <w:spacing w:after="60"/>
+      </w:pPr>
+      <w:r>
+        <w:rPr>
+          <w:rFonts w:ascii="Arial" w:cs="Arial" w:eastAsia="Arial" w:hAnsi="Arial"/>
+          <w:sz w:val="20"/>
+          <w:szCs w:val="20"/>
+        </w:rPr>
+        <w:t xml:space="preserve">2. Show your work. For tracing, write down variables and their values.</w:t>
+      </w:r>
+    </w:p>
+    <w:p>
+      <w:pPr>
+        <w:spacing w:after="60"/>
+      </w:pPr>
+      <w:r>
+        <w:rPr>
+          <w:rFonts w:ascii="Arial" w:cs="Arial" w:eastAsia="Arial" w:hAnsi="Arial"/>
+          <w:sz w:val="20"/>
+          <w:szCs w:val="20"/>
+        </w:rPr>
+        <w:t xml:space="preserve">3. Indent correctly. Python is sensitive to indentation.</w:t>
+      </w:r>
+    </w:p>
+    <w:p>
+      <w:pPr>
+        <w:spacing w:after="60"/>
+      </w:pPr>
+      <w:r>
+        <w:rPr>
+          <w:rFonts w:ascii="Arial" w:cs="Arial" w:eastAsia="Arial" w:hAnsi="Arial"/>
+          <w:sz w:val="20"/>
+          <w:szCs w:val="20"/>
+        </w:rPr>
+        <w:t xml:space="preserve">4. Include colons. Don't forget colons after loops, if statements, etc.</w:t>
+      </w:r>
+    </w:p>
+    <w:p>
+      <w:pPr>
+        <w:spacing w:after="60"/>
+      </w:pPr>
+      <w:r>
+        <w:rPr>
+          <w:rFonts w:ascii="Arial" w:cs="Arial" w:eastAsia="Arial" w:hAnsi="Arial"/>
+          <w:sz w:val="20"/>
+          <w:szCs w:val="20"/>
+        </w:rPr>
+        <w:t xml:space="preserve">5. Test your code (mentally or on paper) before submitting.</w:t>
+      </w:r>
+    </w:p>
+    <w:p>
+      <w:pPr>
+        <w:spacing w:after="60"/>
+      </w:pPr>
+      <w:r>
+        <w:rPr>
+          <w:rFonts w:ascii="Arial" w:cs="Arial" w:eastAsia="Arial" w:hAnsi="Arial"/>
+          <w:sz w:val="20"/>
+          <w:szCs w:val="20"/>
+        </w:rPr>
+        <w:t xml:space="preserve">6. Use clear variable names. Make your code readable.</w:t>
+      </w:r>
+    </w:p>
+    <w:p>
+      <w:pPr>
+        <w:spacing w:after="60"/>
+      </w:pPr>
+      <w:r>
+        <w:rPr>
+          <w:rFonts w:ascii="Arial" w:cs="Arial" w:eastAsia="Arial" w:hAnsi="Arial"/>
+          <w:sz w:val="20"/>
+          <w:szCs w:val="20"/>
+        </w:rPr>
+        <w:t xml:space="preserve">7. Comment complex logic. Explain what your code does.</w:t>
+      </w:r>
+    </w:p>
+    <w:p>
+      <w:pPr>
+        <w:spacing w:after="60"/>
+      </w:pPr>
+      <w:r>
+        <w:rPr>
+          <w:rFonts w:ascii="Arial" w:cs="Arial" w:eastAsia="Arial" w:hAnsi="Arial"/>
+          <w:sz w:val="20"/>
+          <w:szCs w:val="20"/>
+        </w:rPr>
+        <w:t xml:space="preserve">Before the assessment, make sure you can:</w:t>
+      </w:r>
+    </w:p>
+    <w:p>
+      <w:pPr>
+        <w:spacing w:after="60"/>
+        <w:ind w:left="360"/>
+      </w:pPr>
+      <w:r>
+        <w:rPr>
+          <w:rFonts w:ascii="Arial" w:cs="Arial" w:eastAsia="Arial" w:hAnsi="Arial"/>
+          <w:sz w:val="20"/>
+          <w:szCs w:val="20"/>
+        </w:rPr>
+        <w:t xml:space="preserve">• </w:t>
+      </w:r>
+      <w:r>
+        <w:rPr>
+          <w:rFonts w:ascii="Arial" w:cs="Arial" w:eastAsia="Arial" w:hAnsi="Arial"/>
+          <w:sz w:val="20"/>
+          <w:szCs w:val="20"/>
+        </w:rPr>
+        <w:t xml:space="preserve">[ ] Write a while loop with a counter</w:t>
+      </w:r>
+    </w:p>
+    <w:p>
+      <w:pPr>
+        <w:spacing w:after="60"/>
+        <w:ind w:left="360"/>
+      </w:pPr>
+      <w:r>
+        <w:rPr>
+          <w:rFonts w:ascii="Arial" w:cs="Arial" w:eastAsia="Arial" w:hAnsi="Arial"/>
+          <w:sz w:val="20"/>
+          <w:szCs w:val="20"/>
+        </w:rPr>
+        <w:t xml:space="preserve">• </w:t>
+      </w:r>
+      <w:r>
+        <w:rPr>
+          <w:rFonts w:ascii="Arial" w:cs="Arial" w:eastAsia="Arial" w:hAnsi="Arial"/>
+          <w:sz w:val="20"/>
+          <w:szCs w:val="20"/>
+        </w:rPr>
+        <w:t xml:space="preserve">[ ] Write a sentinel loop (until special value)</w:t>
+      </w:r>
+    </w:p>
+    <w:p>
+      <w:pPr>
+        <w:spacing w:after="60"/>
+        <w:ind w:left="360"/>
+      </w:pPr>
+      <w:r>
+        <w:rPr>
+          <w:rFonts w:ascii="Arial" w:cs="Arial" w:eastAsia="Arial" w:hAnsi="Arial"/>
+          <w:sz w:val="20"/>
+          <w:szCs w:val="20"/>
+        </w:rPr>
+        <w:t xml:space="preserve">• </w:t>
+      </w:r>
+      <w:r>
+        <w:rPr>
+          <w:rFonts w:ascii="Arial" w:cs="Arial" w:eastAsia="Arial" w:hAnsi="Arial"/>
+          <w:sz w:val="20"/>
+          <w:szCs w:val="20"/>
+        </w:rPr>
+        <w:t xml:space="preserve">[ ] Use the accumulator pattern (sum, count, etc.)</w:t>
+      </w:r>
+    </w:p>
+    <w:p>
+      <w:pPr>
+        <w:spacing w:after="60"/>
+        <w:ind w:left="360"/>
+      </w:pPr>
+      <w:r>
+        <w:rPr>
+          <w:rFonts w:ascii="Arial" w:cs="Arial" w:eastAsia="Arial" w:hAnsi="Arial"/>
+          <w:sz w:val="20"/>
+          <w:szCs w:val="20"/>
+        </w:rPr>
+        <w:t xml:space="preserve">• </w:t>
+      </w:r>
+      <w:r>
+        <w:rPr>
+          <w:rFonts w:ascii="Arial" w:cs="Arial" w:eastAsia="Arial" w:hAnsi="Arial"/>
+          <w:sz w:val="20"/>
+          <w:szCs w:val="20"/>
+        </w:rPr>
+        <w:t xml:space="preserve">[ ] Validate input with a loop</w:t>
+      </w:r>
+    </w:p>
+    <w:p>
+      <w:pPr>
+        <w:spacing w:after="60"/>
+        <w:ind w:left="360"/>
+      </w:pPr>
+      <w:r>
+        <w:rPr>
+          <w:rFonts w:ascii="Arial" w:cs="Arial" w:eastAsia="Arial" w:hAnsi="Arial"/>
+          <w:sz w:val="20"/>
+          <w:szCs w:val="20"/>
+        </w:rPr>
+        <w:t xml:space="preserve">• </w:t>
+      </w:r>
+      <w:r>
+        <w:rPr>
+          <w:rFonts w:ascii="Arial" w:cs="Arial" w:eastAsia="Arial" w:hAnsi="Arial"/>
+          <w:sz w:val="20"/>
+          <w:szCs w:val="20"/>
+        </w:rPr>
+        <w:t xml:space="preserve">[ ] Write a for loop with range()</w:t>
+      </w:r>
+    </w:p>
+    <w:p>
+      <w:pPr>
+        <w:spacing w:after="60"/>
+        <w:ind w:left="360"/>
+      </w:pPr>
+      <w:r>
+        <w:rPr>
+          <w:rFonts w:ascii="Arial" w:cs="Arial" w:eastAsia="Arial" w:hAnsi="Arial"/>
+          <w:sz w:val="20"/>
+          <w:szCs w:val="20"/>
+        </w:rPr>
+        <w:t xml:space="preserve">• </w:t>
+      </w:r>
+      <w:r>
+        <w:rPr>
+          <w:rFonts w:ascii="Arial" w:cs="Arial" w:eastAsia="Arial" w:hAnsi="Arial"/>
+          <w:sz w:val="20"/>
+          <w:szCs w:val="20"/>
+        </w:rPr>
+        <w:t xml:space="preserve">[ ] Use range(start, stop, step)</w:t>
+      </w:r>
+    </w:p>
+    <w:p>
+      <w:pPr>
+        <w:spacing w:after="60"/>
+        <w:ind w:left="360"/>
+      </w:pPr>
+      <w:r>
+        <w:rPr>
+          <w:rFonts w:ascii="Arial" w:cs="Arial" w:eastAsia="Arial" w:hAnsi="Arial"/>
+          <w:sz w:val="20"/>
+          <w:szCs w:val="20"/>
+        </w:rPr>
+        <w:t xml:space="preserve">• </w:t>
+      </w:r>
+      <w:r>
+        <w:rPr>
+          <w:rFonts w:ascii="Arial" w:cs="Arial" w:eastAsia="Arial" w:hAnsi="Arial"/>
+          <w:sz w:val="20"/>
+          <w:szCs w:val="20"/>
+        </w:rPr>
+        <w:t xml:space="preserve">[ ] Iterate over a list or string</w:t>
+      </w:r>
+    </w:p>
+    <w:p>
+      <w:pPr>
+        <w:spacing w:after="60"/>
+        <w:ind w:left="360"/>
+      </w:pPr>
+      <w:r>
+        <w:rPr>
+          <w:rFonts w:ascii="Arial" w:cs="Arial" w:eastAsia="Arial" w:hAnsi="Arial"/>
+          <w:sz w:val="20"/>
+          <w:szCs w:val="20"/>
+        </w:rPr>
+        <w:t xml:space="preserve">• </w:t>
+      </w:r>
+      <w:r>
+        <w:rPr>
+          <w:rFonts w:ascii="Arial" w:cs="Arial" w:eastAsia="Arial" w:hAnsi="Arial"/>
+          <w:sz w:val="20"/>
+          <w:szCs w:val="20"/>
+        </w:rPr>
+        <w:t xml:space="preserve">[ ] Use break and continue correctly</w:t>
+      </w:r>
+    </w:p>
+    <w:p>
+      <w:pPr>
+        <w:spacing w:after="60"/>
+        <w:ind w:left="360"/>
+      </w:pPr>
+      <w:r>
+        <w:rPr>
+          <w:rFonts w:ascii="Arial" w:cs="Arial" w:eastAsia="Arial" w:hAnsi="Arial"/>
+          <w:sz w:val="20"/>
+          <w:szCs w:val="20"/>
+        </w:rPr>
+        <w:t xml:space="preserve">• </w:t>
+      </w:r>
+      <w:r>
+        <w:rPr>
+          <w:rFonts w:ascii="Arial" w:cs="Arial" w:eastAsia="Arial" w:hAnsi="Arial"/>
+          <w:sz w:val="20"/>
+          <w:szCs w:val="20"/>
+        </w:rPr>
+        <w:t xml:space="preserve">[ ] Write nested loops</w:t>
+      </w:r>
+    </w:p>
+    <w:p>
+      <w:pPr>
+        <w:spacing w:after="60"/>
+        <w:ind w:left="360"/>
+      </w:pPr>
+      <w:r>
+        <w:rPr>
+          <w:rFonts w:ascii="Arial" w:cs="Arial" w:eastAsia="Arial" w:hAnsi="Arial"/>
+          <w:sz w:val="20"/>
+          <w:szCs w:val="20"/>
+        </w:rPr>
+        <w:t xml:space="preserve">• </w:t>
+      </w:r>
+      <w:r>
+        <w:rPr>
+          <w:rFonts w:ascii="Arial" w:cs="Arial" w:eastAsia="Arial" w:hAnsi="Arial"/>
+          <w:sz w:val="20"/>
+          <w:szCs w:val="20"/>
+        </w:rPr>
+        <w:t xml:space="preserve">[ ] Find min/max in a list</w:t>
+      </w:r>
+    </w:p>
+    <w:p>
+      <w:pPr>
+        <w:spacing w:after="60"/>
+        <w:ind w:left="360"/>
+      </w:pPr>
+      <w:r>
+        <w:rPr>
+          <w:rFonts w:ascii="Arial" w:cs="Arial" w:eastAsia="Arial" w:hAnsi="Arial"/>
+          <w:sz w:val="20"/>
+          <w:szCs w:val="20"/>
+        </w:rPr>
+        <w:t xml:space="preserve">• </w:t>
+      </w:r>
+      <w:r>
+        <w:rPr>
+          <w:rFonts w:ascii="Arial" w:cs="Arial" w:eastAsia="Arial" w:hAnsi="Arial"/>
+          <w:sz w:val="20"/>
+          <w:szCs w:val="20"/>
+        </w:rPr>
+        <w:t xml:space="preserve">[ ] Search for a value in a list</w:t>
+      </w:r>
+    </w:p>
+    <w:p>
+      <w:pPr>
+        <w:spacing w:after="60"/>
+        <w:ind w:left="360"/>
+      </w:pPr>
+      <w:r>
+        <w:rPr>
+          <w:rFonts w:ascii="Arial" w:cs="Arial" w:eastAsia="Arial" w:hAnsi="Arial"/>
+          <w:sz w:val="20"/>
+          <w:szCs w:val="20"/>
+        </w:rPr>
+        <w:t xml:space="preserve">• </w:t>
+      </w:r>
+      <w:r>
+        <w:rPr>
+          <w:rFonts w:ascii="Arial" w:cs="Arial" w:eastAsia="Arial" w:hAnsi="Arial"/>
+          <w:sz w:val="20"/>
+          <w:szCs w:val="20"/>
+        </w:rPr>
+        <w:t xml:space="preserve">[ ] Use list methods (append, remove, sort)</w:t>
+      </w:r>
+    </w:p>
+    <w:p>
+      <w:pPr>
+        <w:spacing w:after="60"/>
+        <w:ind w:left="360"/>
+      </w:pPr>
+      <w:r>
+        <w:rPr>
+          <w:rFonts w:ascii="Arial" w:cs="Arial" w:eastAsia="Arial" w:hAnsi="Arial"/>
+          <w:sz w:val="20"/>
+          <w:szCs w:val="20"/>
+        </w:rPr>
+        <w:t xml:space="preserve">• </w:t>
+      </w:r>
+      <w:r>
+        <w:rPr>
+          <w:rFonts w:ascii="Arial" w:cs="Arial" w:eastAsia="Arial" w:hAnsi="Arial"/>
+          <w:sz w:val="20"/>
+          <w:szCs w:val="20"/>
+        </w:rPr>
+        <w:t xml:space="preserve">[ ] Trace code and predict output</w:t>
+      </w:r>
+    </w:p>
+    <w:p>
+      <w:pPr>
+        <w:spacing w:after="60"/>
+        <w:ind w:left="360"/>
+      </w:pPr>
+      <w:r>
+        <w:rPr>
+          <w:rFonts w:ascii="Arial" w:cs="Arial" w:eastAsia="Arial" w:hAnsi="Arial"/>
+          <w:sz w:val="20"/>
+          <w:szCs w:val="20"/>
+        </w:rPr>
+        <w:t xml:space="preserve">• </w:t>
+      </w:r>
+      <w:r>
+        <w:rPr>
+          <w:rFonts w:ascii="Arial" w:cs="Arial" w:eastAsia="Arial" w:hAnsi="Arial"/>
+          <w:sz w:val="20"/>
+          <w:szCs w:val="20"/>
+        </w:rPr>
+        <w:t xml:space="preserve">[ ] Identify and fix common errors</w:t>
+      </w:r>
+    </w:p>
+    <w:p>
+      <w:pPr>
+        <w:spacing w:after="60"/>
+        <w:ind w:left="360"/>
+      </w:pPr>
+      <w:r>
+        <w:rPr>
+          <w:rFonts w:ascii="Arial" w:cs="Arial" w:eastAsia="Arial" w:hAnsi="Arial"/>
+          <w:sz w:val="20"/>
+          <w:szCs w:val="20"/>
+        </w:rPr>
+        <w:t xml:space="preserve">• </w:t>
+      </w:r>
+      <w:r>
+        <w:rPr>
+          <w:rFonts w:ascii="Arial" w:cs="Arial" w:eastAsia="Arial" w:hAnsi="Arial"/>
+          <w:sz w:val="20"/>
+          <w:szCs w:val="20"/>
+        </w:rPr>
+        <w:t xml:space="preserve">[ ] Choose between for and while loops</w:t>
+      </w:r>
+    </w:p>
+    <w:p>
+      <w:pPr>
+        <w:spacing w:after="60"/>
+      </w:pPr>
+      <w:r>
+        <w:rPr>
+          <w:rFonts w:ascii="Arial" w:cs="Arial" w:eastAsia="Arial" w:hAnsi="Arial"/>
+          <w:sz w:val="20"/>
+          <w:szCs w:val="20"/>
+        </w:rPr>
+        <w:t xml:space="preserve">Good luck on your assessment!</w:t>
+      </w:r>
+    </w:p>
+    <w:p>
+      <w:pPr>
+        <w:spacing w:after="160"/>
       </w:pPr>
     </w:p>
     <w:p>
